--- a/The Dentistry.docx
+++ b/The Dentistry.docx
@@ -581,7 +581,35 @@
           <w:rFonts w:ascii="Arial" w:hAnsi="Arial" w:cs="Arial"/>
           <w:lang w:val="en-US"/>
         </w:rPr>
-        <w:t xml:space="preserve"> causes the melted chromium not fully filed the area inside, so cause fitting issues.</w:t>
+        <w:t xml:space="preserve"> causes the melted chromium</w:t>
+      </w:r>
+      <w:r>
+        <w:rPr>
+          <w:rFonts w:ascii="Arial" w:hAnsi="Arial" w:cs="Arial"/>
+          <w:lang w:val="en-US"/>
+        </w:rPr>
+        <w:t xml:space="preserve"> to shrink and</w:t>
+      </w:r>
+      <w:r>
+        <w:rPr>
+          <w:rFonts w:ascii="Arial" w:hAnsi="Arial" w:cs="Arial"/>
+          <w:lang w:val="en-US"/>
+        </w:rPr>
+        <w:t xml:space="preserve"> not fully filed the area inside, </w:t>
+      </w:r>
+      <w:r>
+        <w:rPr>
+          <w:rFonts w:ascii="Arial" w:hAnsi="Arial" w:cs="Arial"/>
+          <w:lang w:val="en-US"/>
+        </w:rPr>
+        <w:t>which</w:t>
+      </w:r>
+      <w:r>
+        <w:rPr>
+          <w:rFonts w:ascii="Arial" w:hAnsi="Arial" w:cs="Arial"/>
+          <w:lang w:val="en-US"/>
+        </w:rPr>
+        <w:t xml:space="preserve"> cause fitting issues.</w:t>
       </w:r>
       <w:r>
         <w:rPr>
@@ -611,7 +639,21 @@
           <w:rFonts w:ascii="Arial" w:hAnsi="Arial" w:cs="Arial"/>
           <w:lang w:val="en-US"/>
         </w:rPr>
-        <w:t xml:space="preserve"> model, don’t take the model out from the oven unless the chromium composite is melted. Second, place the oven near to the centrifuge machine. Third, if possible, don’t turn on the air conditioner, </w:t>
+        <w:t xml:space="preserve"> model, don’t take the model out from the oven unless the chromium composite is </w:t>
+      </w:r>
+      <w:r>
+        <w:rPr>
+          <w:rFonts w:ascii="Arial" w:hAnsi="Arial" w:cs="Arial"/>
+          <w:lang w:val="en-US"/>
+        </w:rPr>
+        <w:t xml:space="preserve">fully </w:t>
+      </w:r>
+      <w:r>
+        <w:rPr>
+          <w:rFonts w:ascii="Arial" w:hAnsi="Arial" w:cs="Arial"/>
+          <w:lang w:val="en-US"/>
+        </w:rPr>
+        <w:t xml:space="preserve">melted. Second, place the oven near to the centrifuge machine. Third, if possible, don’t turn on the air conditioner, </w:t>
       </w:r>
       <w:r>
         <w:rPr>

--- a/The Dentistry.docx
+++ b/The Dentistry.docx
@@ -23,7 +23,18 @@
           <w:szCs w:val="44"/>
           <w:lang w:val="en-US"/>
         </w:rPr>
-        <w:t>The Dentistry</w:t>
+        <w:t xml:space="preserve">The </w:t>
+      </w:r>
+      <w:r>
+        <w:rPr>
+          <w:rFonts w:ascii="Arial" w:hAnsi="Arial" w:cs="Arial"/>
+          <w:b/>
+          <w:bCs/>
+          <w:sz w:val="44"/>
+          <w:szCs w:val="44"/>
+          <w:lang w:val="en-US"/>
+        </w:rPr>
+        <w:t>Dental of Technology</w:t>
       </w:r>
     </w:p>
     <w:p>
@@ -574,21 +585,21 @@
           <w:rFonts w:ascii="Arial" w:hAnsi="Arial" w:cs="Arial"/>
           <w:lang w:val="en-US"/>
         </w:rPr>
-        <w:t>this</w:t>
-      </w:r>
-      <w:r>
-        <w:rPr>
-          <w:rFonts w:ascii="Arial" w:hAnsi="Arial" w:cs="Arial"/>
-          <w:lang w:val="en-US"/>
-        </w:rPr>
-        <w:t xml:space="preserve"> causes the melted chromium</w:t>
-      </w:r>
-      <w:r>
-        <w:rPr>
-          <w:rFonts w:ascii="Arial" w:hAnsi="Arial" w:cs="Arial"/>
-          <w:lang w:val="en-US"/>
-        </w:rPr>
-        <w:t xml:space="preserve"> to shrink and</w:t>
+        <w:t>during the dispatch process</w:t>
+      </w:r>
+      <w:r>
+        <w:rPr>
+          <w:rFonts w:ascii="Arial" w:hAnsi="Arial" w:cs="Arial"/>
+          <w:lang w:val="en-US"/>
+        </w:rPr>
+        <w:t xml:space="preserve"> chromium</w:t>
+      </w:r>
+      <w:r>
+        <w:rPr>
+          <w:rFonts w:ascii="Arial" w:hAnsi="Arial" w:cs="Arial"/>
+          <w:lang w:val="en-US"/>
+        </w:rPr>
+        <w:t xml:space="preserve"> shrink and</w:t>
       </w:r>
       <w:r>
         <w:rPr>
@@ -668,6 +679,329 @@
           <w:lang w:val="en-US"/>
         </w:rPr>
         <w:t xml:space="preserve"> cools down the model.</w:t>
+      </w:r>
+    </w:p>
+    <w:p>
+      <w:pPr>
+        <w:jc w:val="both"/>
+        <w:rPr>
+          <w:rFonts w:ascii="Arial" w:hAnsi="Arial" w:cs="Arial"/>
+          <w:lang w:val="en-US"/>
+        </w:rPr>
+      </w:pPr>
+      <w:r>
+        <w:rPr>
+          <w:rFonts w:ascii="Arial" w:hAnsi="Arial" w:cs="Arial"/>
+          <w:lang w:val="en-US"/>
+        </w:rPr>
+        <w:tab/>
+        <w:t xml:space="preserve">Dental technician always uses hinge. What is a hinge? Hinge is a way to check the occlusal bite for the upper and lower model. Orthodontics uses hinge to check the occlusal bite for the retainers and functional appliances; technician need to check regularly whether the </w:t>
+      </w:r>
+      <w:proofErr w:type="spellStart"/>
+      <w:r>
+        <w:rPr>
+          <w:rFonts w:ascii="Arial" w:hAnsi="Arial" w:cs="Arial"/>
+          <w:lang w:val="en-US"/>
+        </w:rPr>
+        <w:t>adam</w:t>
+      </w:r>
+      <w:proofErr w:type="spellEnd"/>
+      <w:r>
+        <w:rPr>
+          <w:rFonts w:ascii="Arial" w:hAnsi="Arial" w:cs="Arial"/>
+          <w:lang w:val="en-US"/>
+        </w:rPr>
+        <w:t xml:space="preserve"> claps</w:t>
+      </w:r>
+      <w:r>
+        <w:rPr>
+          <w:rFonts w:ascii="Arial" w:hAnsi="Arial" w:cs="Arial"/>
+          <w:lang w:val="en-US"/>
+        </w:rPr>
+        <w:t xml:space="preserve"> affect the occlusal bite</w:t>
+      </w:r>
+      <w:r>
+        <w:rPr>
+          <w:rFonts w:ascii="Arial" w:hAnsi="Arial" w:cs="Arial"/>
+          <w:lang w:val="en-US"/>
+        </w:rPr>
+        <w:t xml:space="preserve">, if the </w:t>
+      </w:r>
+      <w:proofErr w:type="spellStart"/>
+      <w:r>
+        <w:rPr>
+          <w:rFonts w:ascii="Arial" w:hAnsi="Arial" w:cs="Arial"/>
+          <w:lang w:val="en-US"/>
+        </w:rPr>
+        <w:t>adam</w:t>
+      </w:r>
+      <w:proofErr w:type="spellEnd"/>
+      <w:r>
+        <w:rPr>
+          <w:rFonts w:ascii="Arial" w:hAnsi="Arial" w:cs="Arial"/>
+          <w:lang w:val="en-US"/>
+        </w:rPr>
+        <w:t xml:space="preserve"> clasps </w:t>
+      </w:r>
+      <w:proofErr w:type="gramStart"/>
+      <w:r>
+        <w:rPr>
+          <w:rFonts w:ascii="Arial" w:hAnsi="Arial" w:cs="Arial"/>
+          <w:lang w:val="en-US"/>
+        </w:rPr>
+        <w:t>is</w:t>
+      </w:r>
+      <w:proofErr w:type="gramEnd"/>
+      <w:r>
+        <w:rPr>
+          <w:rFonts w:ascii="Arial" w:hAnsi="Arial" w:cs="Arial"/>
+          <w:lang w:val="en-US"/>
+        </w:rPr>
+        <w:t xml:space="preserve"> too high, it will raise the bite</w:t>
+      </w:r>
+      <w:r>
+        <w:rPr>
+          <w:rFonts w:ascii="Arial" w:hAnsi="Arial" w:cs="Arial"/>
+          <w:lang w:val="en-US"/>
+        </w:rPr>
+        <w:t xml:space="preserve"> and the anterior bite plane </w:t>
+      </w:r>
+      <w:r>
+        <w:rPr>
+          <w:rFonts w:ascii="Arial" w:hAnsi="Arial" w:cs="Arial"/>
+          <w:lang w:val="en-US"/>
+        </w:rPr>
+        <w:t xml:space="preserve">also </w:t>
+      </w:r>
+      <w:r>
+        <w:rPr>
+          <w:rFonts w:ascii="Arial" w:hAnsi="Arial" w:cs="Arial"/>
+          <w:lang w:val="en-US"/>
+        </w:rPr>
+        <w:t xml:space="preserve">affect the occlusal bite. Is hinge being used only for orthodontics? I assume not! Patial denture also can use hinge to check the occlusal bite, for partial denture there is term call “Rest”, because there </w:t>
+      </w:r>
+      <w:r>
+        <w:rPr>
+          <w:rFonts w:ascii="Arial" w:hAnsi="Arial" w:cs="Arial"/>
+          <w:lang w:val="en-US"/>
+        </w:rPr>
+        <w:t>are</w:t>
+      </w:r>
+      <w:r>
+        <w:rPr>
+          <w:rFonts w:ascii="Arial" w:hAnsi="Arial" w:cs="Arial"/>
+          <w:lang w:val="en-US"/>
+        </w:rPr>
+        <w:t xml:space="preserve"> no </w:t>
+      </w:r>
+      <w:proofErr w:type="spellStart"/>
+      <w:r>
+        <w:rPr>
+          <w:rFonts w:ascii="Arial" w:hAnsi="Arial" w:cs="Arial"/>
+          <w:lang w:val="en-US"/>
+        </w:rPr>
+        <w:t>adam</w:t>
+      </w:r>
+      <w:proofErr w:type="spellEnd"/>
+      <w:r>
+        <w:rPr>
+          <w:rFonts w:ascii="Arial" w:hAnsi="Arial" w:cs="Arial"/>
+          <w:lang w:val="en-US"/>
+        </w:rPr>
+        <w:t xml:space="preserve"> claps, partial denture uses “Rest” which is an extension part of the denture so as to allow the extension to rest on the occlusal surface of the molar tooth. </w:t>
+      </w:r>
+      <w:r>
+        <w:rPr>
+          <w:rFonts w:ascii="Arial" w:hAnsi="Arial" w:cs="Arial"/>
+          <w:lang w:val="en-US"/>
+        </w:rPr>
+        <w:t xml:space="preserve">If the rest is too </w:t>
+      </w:r>
+      <w:r>
+        <w:rPr>
+          <w:rFonts w:ascii="Arial" w:hAnsi="Arial" w:cs="Arial"/>
+          <w:lang w:val="en-US"/>
+        </w:rPr>
+        <w:t>high</w:t>
+      </w:r>
+      <w:r>
+        <w:rPr>
+          <w:rFonts w:ascii="Arial" w:hAnsi="Arial" w:cs="Arial"/>
+          <w:lang w:val="en-US"/>
+        </w:rPr>
+        <w:t>, it will</w:t>
+      </w:r>
+      <w:r>
+        <w:rPr>
+          <w:rFonts w:ascii="Arial" w:hAnsi="Arial" w:cs="Arial"/>
+          <w:lang w:val="en-US"/>
+        </w:rPr>
+        <w:t xml:space="preserve"> raise the bite and</w:t>
+      </w:r>
+      <w:r>
+        <w:rPr>
+          <w:rFonts w:ascii="Arial" w:hAnsi="Arial" w:cs="Arial"/>
+          <w:lang w:val="en-US"/>
+        </w:rPr>
+        <w:t xml:space="preserve"> </w:t>
+      </w:r>
+      <w:r>
+        <w:rPr>
+          <w:rFonts w:ascii="Arial" w:hAnsi="Arial" w:cs="Arial"/>
+          <w:lang w:val="en-US"/>
+        </w:rPr>
+        <w:t xml:space="preserve">affect the occlusal bite. So, hinge </w:t>
+      </w:r>
+      <w:r>
+        <w:rPr>
+          <w:rFonts w:ascii="Arial" w:hAnsi="Arial" w:cs="Arial"/>
+          <w:lang w:val="en-US"/>
+        </w:rPr>
+        <w:t>is</w:t>
+      </w:r>
+      <w:r>
+        <w:rPr>
+          <w:rFonts w:ascii="Arial" w:hAnsi="Arial" w:cs="Arial"/>
+          <w:lang w:val="en-US"/>
+        </w:rPr>
+        <w:t xml:space="preserve"> used by different areas of the dental technology.</w:t>
+      </w:r>
+      <w:r>
+        <w:rPr>
+          <w:rFonts w:ascii="Arial" w:hAnsi="Arial" w:cs="Arial"/>
+          <w:lang w:val="en-US"/>
+        </w:rPr>
+        <w:t xml:space="preserve"> </w:t>
+      </w:r>
+      <w:r>
+        <w:rPr>
+          <w:rFonts w:ascii="Arial" w:hAnsi="Arial" w:cs="Arial"/>
+          <w:lang w:val="en-US"/>
+        </w:rPr>
+        <w:t xml:space="preserve">For me, I work on the area of orthodontics, so hinge fully fulfil my needs. Hinge is </w:t>
+      </w:r>
+      <w:r>
+        <w:rPr>
+          <w:rFonts w:ascii="Arial" w:hAnsi="Arial" w:cs="Arial"/>
+          <w:lang w:val="en-US"/>
+        </w:rPr>
+        <w:t xml:space="preserve">a </w:t>
+      </w:r>
+      <w:r>
+        <w:rPr>
+          <w:rFonts w:ascii="Arial" w:hAnsi="Arial" w:cs="Arial"/>
+          <w:lang w:val="en-US"/>
+        </w:rPr>
+        <w:t xml:space="preserve">tool that can open and close </w:t>
+      </w:r>
+      <w:proofErr w:type="gramStart"/>
+      <w:r>
+        <w:rPr>
+          <w:rFonts w:ascii="Arial" w:hAnsi="Arial" w:cs="Arial"/>
+          <w:lang w:val="en-US"/>
+        </w:rPr>
+        <w:t>so as to</w:t>
+      </w:r>
+      <w:proofErr w:type="gramEnd"/>
+      <w:r>
+        <w:rPr>
+          <w:rFonts w:ascii="Arial" w:hAnsi="Arial" w:cs="Arial"/>
+          <w:lang w:val="en-US"/>
+        </w:rPr>
+        <w:t xml:space="preserve"> check the occlusal bite, upper and lower models are mounted on the hinge by using plaster. Hinge cannot move left and right only up and down (open and close). Occlusal bite can be check</w:t>
+      </w:r>
+      <w:r>
+        <w:rPr>
+          <w:rFonts w:ascii="Arial" w:hAnsi="Arial" w:cs="Arial"/>
+          <w:lang w:val="en-US"/>
+        </w:rPr>
+        <w:t>,</w:t>
+      </w:r>
+      <w:r>
+        <w:rPr>
+          <w:rFonts w:ascii="Arial" w:hAnsi="Arial" w:cs="Arial"/>
+          <w:lang w:val="en-US"/>
+        </w:rPr>
+        <w:t xml:space="preserve"> but crunching (moving sideways)</w:t>
+      </w:r>
+      <w:r>
+        <w:rPr>
+          <w:rFonts w:ascii="Arial" w:hAnsi="Arial" w:cs="Arial"/>
+          <w:lang w:val="en-US"/>
+        </w:rPr>
+        <w:t xml:space="preserve"> cannot</w:t>
+      </w:r>
+      <w:r>
+        <w:rPr>
+          <w:rFonts w:ascii="Arial" w:hAnsi="Arial" w:cs="Arial"/>
+          <w:lang w:val="en-US"/>
+        </w:rPr>
+        <w:t>.</w:t>
+      </w:r>
+      <w:r>
+        <w:rPr>
+          <w:rFonts w:ascii="Arial" w:hAnsi="Arial" w:cs="Arial"/>
+          <w:lang w:val="en-US"/>
+        </w:rPr>
+        <w:t xml:space="preserve"> Hinge is not suitable for the areas of fabricating crown and bridge. Why not? Because you cannot check the occlusal bite for the crown, to fabricate a crown, molar as an example, you need to create the 5 cups first and bite the upper and lower model together </w:t>
+      </w:r>
+      <w:proofErr w:type="gramStart"/>
+      <w:r>
+        <w:rPr>
+          <w:rFonts w:ascii="Arial" w:hAnsi="Arial" w:cs="Arial"/>
+          <w:lang w:val="en-US"/>
+        </w:rPr>
+        <w:t>so as to</w:t>
+      </w:r>
+      <w:proofErr w:type="gramEnd"/>
+      <w:r>
+        <w:rPr>
+          <w:rFonts w:ascii="Arial" w:hAnsi="Arial" w:cs="Arial"/>
+          <w:lang w:val="en-US"/>
+        </w:rPr>
+        <w:t xml:space="preserve"> craft the molar tooth. Then you may ask </w:t>
+      </w:r>
+      <w:r>
+        <w:rPr>
+          <w:rFonts w:ascii="Arial" w:hAnsi="Arial" w:cs="Arial"/>
+          <w:lang w:val="en-US"/>
+        </w:rPr>
+        <w:t>why not use hinge to mount the upper and lower model to craft the molar tooth? Yes! You are right, but crafting the molar tooth has 2 sides</w:t>
+      </w:r>
+      <w:r>
+        <w:rPr>
+          <w:rFonts w:ascii="Arial" w:hAnsi="Arial" w:cs="Arial"/>
+          <w:lang w:val="en-US"/>
+        </w:rPr>
+        <w:t xml:space="preserve"> you need to </w:t>
+      </w:r>
+      <w:r>
+        <w:rPr>
+          <w:rFonts w:ascii="Arial" w:hAnsi="Arial" w:cs="Arial"/>
+          <w:lang w:val="en-US"/>
+        </w:rPr>
+        <w:t>consider</w:t>
+      </w:r>
+      <w:r>
+        <w:rPr>
+          <w:rFonts w:ascii="Arial" w:hAnsi="Arial" w:cs="Arial"/>
+          <w:lang w:val="en-US"/>
+        </w:rPr>
+        <w:t xml:space="preserve">, labial side, no problem, crafting the palatal side, problem comes, the vertical metal structure of the hinge blocks the way. So, I assume not all the crowns used by dentist </w:t>
+      </w:r>
+      <w:r>
+        <w:rPr>
+          <w:rFonts w:ascii="Arial" w:hAnsi="Arial" w:cs="Arial"/>
+          <w:lang w:val="en-US"/>
+        </w:rPr>
+        <w:t xml:space="preserve">nowadays </w:t>
+      </w:r>
+      <w:r>
+        <w:rPr>
+          <w:rFonts w:ascii="Arial" w:hAnsi="Arial" w:cs="Arial"/>
+          <w:lang w:val="en-US"/>
+        </w:rPr>
+        <w:t xml:space="preserve">has check the occlusal bite. This is the hinge limitation. </w:t>
       </w:r>
     </w:p>
     <w:sectPr>
